--- a/Day_3_4_5/docs/RV_D3SK4_L4_Lab_on_2-cycle_Calculator_with_Validity.docx
+++ b/Day_3_4_5/docs/RV_D3SK4_L4_Lab_on_2-cycle_Calculator_with_Validity.docx
@@ -67,9 +67,9 @@
           <w:noProof/>
         </w:rPr>
         <w:drawing>
-          <wp:inline distT="0" distB="0" distL="0" distR="0" wp14:anchorId="0248BF04" wp14:editId="290C1575">
-            <wp:extent cx="4377690" cy="2392680"/>
-            <wp:effectExtent l="19050" t="19050" r="22860" b="26670"/>
+          <wp:inline distT="0" distB="0" distL="0" distR="0" wp14:anchorId="0248BF04" wp14:editId="14697BCE">
+            <wp:extent cx="4933950" cy="2392680"/>
+            <wp:effectExtent l="19050" t="19050" r="19050" b="26670"/>
             <wp:docPr id="782994576" name="Picture 1"/>
             <wp:cNvGraphicFramePr>
               <a:graphicFrameLocks xmlns:a="http://schemas.openxmlformats.org/drawingml/2006/main" noChangeAspect="1"/>
@@ -99,7 +99,7 @@
                   <pic:spPr bwMode="auto">
                     <a:xfrm>
                       <a:off x="0" y="0"/>
-                      <a:ext cx="4385559" cy="2396981"/>
+                      <a:ext cx="4942819" cy="2396981"/>
                     </a:xfrm>
                     <a:prstGeom prst="rect">
                       <a:avLst/>
@@ -129,15 +129,50 @@
     <w:p>
       <w:pPr>
         <w:pStyle w:val="Heading1"/>
-      </w:pPr>
-      <w:r>
-        <w:rPr>
+        <w:rPr>
+          <w:b w:val="0"/>
+          <w:bCs w:val="0"/>
           <w:noProof/>
+          <w:sz w:val="24"/>
+          <w:szCs w:val="24"/>
+        </w:rPr>
+      </w:pPr>
+      <w:r>
+        <w:rPr>
+          <w:b w:val="0"/>
+          <w:bCs w:val="0"/>
+          <w:noProof/>
+          <w:sz w:val="24"/>
+          <w:szCs w:val="24"/>
+        </w:rPr>
+        <w:t xml:space="preserve">MakerChip URL: </w:t>
+      </w:r>
+      <w:hyperlink r:id="rId8" w:history="1">
+        <w:r>
+          <w:rPr>
+            <w:rStyle w:val="Hyperlink"/>
+            <w:b w:val="0"/>
+            <w:bCs w:val="0"/>
+            <w:noProof/>
+            <w:sz w:val="24"/>
+            <w:szCs w:val="24"/>
+          </w:rPr>
+          <w:t>https://www.makerchip.com/v186/ide/~0o2fLcpK/p-0vqcWl</w:t>
+        </w:r>
+      </w:hyperlink>
+    </w:p>
+    <w:p>
+      <w:pPr>
+        <w:pStyle w:val="Heading1"/>
+      </w:pPr>
+      <w:r>
+        <w:rPr>
+          <w:noProof/>
         </w:rPr>
         <w:drawing>
-          <wp:inline distT="0" distB="0" distL="0" distR="0" wp14:anchorId="7E527BF0" wp14:editId="4D9E7D10">
-            <wp:extent cx="4377690" cy="3786505"/>
-            <wp:effectExtent l="19050" t="19050" r="22860" b="23495"/>
+          <wp:inline distT="0" distB="0" distL="0" distR="0" wp14:anchorId="7E527BF0" wp14:editId="0155D286">
+            <wp:extent cx="5025390" cy="3601720"/>
+            <wp:effectExtent l="19050" t="19050" r="22860" b="17780"/>
             <wp:docPr id="525105744" name="Picture 2"/>
             <wp:cNvGraphicFramePr>
               <a:graphicFrameLocks xmlns:a="http://schemas.openxmlformats.org/drawingml/2006/main" noChangeAspect="1"/>
@@ -152,7 +187,7 @@
                     </pic:cNvPicPr>
                   </pic:nvPicPr>
                   <pic:blipFill>
-                    <a:blip r:embed="rId8">
+                    <a:blip r:embed="rId9">
                       <a:extLst>
                         <a:ext uri="{28A0092B-C50C-407E-A947-70E740481C1C}">
                           <a14:useLocalDpi xmlns:a14="http://schemas.microsoft.com/office/drawing/2010/main" val="0"/>
@@ -167,7 +202,7 @@
                   <pic:spPr bwMode="auto">
                     <a:xfrm>
                       <a:off x="0" y="0"/>
-                      <a:ext cx="4386290" cy="3793944"/>
+                      <a:ext cx="5036619" cy="3609768"/>
                     </a:xfrm>
                     <a:prstGeom prst="rect">
                       <a:avLst/>
@@ -226,7 +261,7 @@
                     </pic:cNvPicPr>
                   </pic:nvPicPr>
                   <pic:blipFill>
-                    <a:blip r:embed="rId9" cstate="print">
+                    <a:blip r:embed="rId10" cstate="print">
                       <a:extLst>
                         <a:ext uri="{28A0092B-C50C-407E-A947-70E740481C1C}">
                           <a14:useLocalDpi xmlns:a14="http://schemas.microsoft.com/office/drawing/2010/main" val="0"/>
@@ -299,7 +334,7 @@
                     </pic:cNvPicPr>
                   </pic:nvPicPr>
                   <pic:blipFill>
-                    <a:blip r:embed="rId10" cstate="print">
+                    <a:blip r:embed="rId11" cstate="print">
                       <a:extLst>
                         <a:ext uri="{28A0092B-C50C-407E-A947-70E740481C1C}">
                           <a14:useLocalDpi xmlns:a14="http://schemas.microsoft.com/office/drawing/2010/main" val="0"/>
@@ -369,61 +404,7 @@
           <w:sz w:val="20"/>
           <w:szCs w:val="20"/>
         </w:rPr>
-        <w:t>$out = ($reset |</w:t>
-      </w:r>
-      <w:proofErr w:type="gramStart"/>
-      <w:r>
-        <w:rPr>
-          <w:rFonts w:ascii="Consolas" w:eastAsia="Consolas" w:hAnsi="Consolas" w:cs="Consolas"/>
-          <w:sz w:val="20"/>
-          <w:szCs w:val="20"/>
-        </w:rPr>
-        <w:t>| !</w:t>
-      </w:r>
-      <w:proofErr w:type="gramEnd"/>
-      <w:r>
-        <w:rPr>
-          <w:rFonts w:ascii="Consolas" w:eastAsia="Consolas" w:hAnsi="Consolas" w:cs="Consolas"/>
-          <w:sz w:val="20"/>
-          <w:szCs w:val="20"/>
-        </w:rPr>
-        <w:t>$valid</w:t>
-      </w:r>
-      <w:proofErr w:type="gramStart"/>
-      <w:r>
-        <w:rPr>
-          <w:rFonts w:ascii="Consolas" w:eastAsia="Consolas" w:hAnsi="Consolas" w:cs="Consolas"/>
-          <w:sz w:val="20"/>
-          <w:szCs w:val="20"/>
-        </w:rPr>
-        <w:t>) ?</w:t>
-      </w:r>
-      <w:proofErr w:type="gramEnd"/>
-      <w:r>
-        <w:rPr>
-          <w:rFonts w:ascii="Consolas" w:eastAsia="Consolas" w:hAnsi="Consolas" w:cs="Consolas"/>
-          <w:sz w:val="20"/>
-          <w:szCs w:val="20"/>
-        </w:rPr>
-        <w:t xml:space="preserve"> 32'b</w:t>
-      </w:r>
-      <w:proofErr w:type="gramStart"/>
-      <w:r>
-        <w:rPr>
-          <w:rFonts w:ascii="Consolas" w:eastAsia="Consolas" w:hAnsi="Consolas" w:cs="Consolas"/>
-          <w:sz w:val="20"/>
-          <w:szCs w:val="20"/>
-        </w:rPr>
-        <w:t>0 :</w:t>
-      </w:r>
-      <w:proofErr w:type="gramEnd"/>
-      <w:r>
-        <w:rPr>
-          <w:rFonts w:ascii="Consolas" w:eastAsia="Consolas" w:hAnsi="Consolas" w:cs="Consolas"/>
-          <w:sz w:val="20"/>
-          <w:szCs w:val="20"/>
-        </w:rPr>
-        <w:t xml:space="preserve"> &lt;mux&gt;</w:t>
+        <w:t>$out = ($reset || !$valid) ? 32'b0 : &lt;mux&gt;</w:t>
       </w:r>
       <w:r>
         <w:t>. The lab diagram crosses out that OR gate and the 32'b0 input. The task is to use</w:t>
@@ -877,13 +858,8 @@
             </w:tcMar>
           </w:tcPr>
           <w:p>
-            <w:proofErr w:type="gramStart"/>
-            <w:r>
-              <w:t>Explicit ?</w:t>
-            </w:r>
-            <w:proofErr w:type="gramEnd"/>
-            <w:r>
-              <w:t>$</w:t>
+            <w:r>
+              <w:t>Explicit ?$</w:t>
             </w:r>
             <w:proofErr w:type="spellStart"/>
             <w:r>
@@ -1074,43 +1050,7 @@
           <w:sz w:val="18"/>
           <w:szCs w:val="18"/>
         </w:rPr>
-        <w:t xml:space="preserve">         $valid = $</w:t>
-      </w:r>
-      <w:proofErr w:type="gramStart"/>
-      <w:r>
-        <w:rPr>
-          <w:rFonts w:ascii="Consolas" w:eastAsia="Consolas" w:hAnsi="Consolas" w:cs="Consolas"/>
-          <w:sz w:val="18"/>
-          <w:szCs w:val="18"/>
-        </w:rPr>
-        <w:t>reset ?</w:t>
-      </w:r>
-      <w:proofErr w:type="gramEnd"/>
-      <w:r>
-        <w:rPr>
-          <w:rFonts w:ascii="Consolas" w:eastAsia="Consolas" w:hAnsi="Consolas" w:cs="Consolas"/>
-          <w:sz w:val="18"/>
-          <w:szCs w:val="18"/>
-        </w:rPr>
-        <w:t xml:space="preserve"> 1'b</w:t>
-      </w:r>
-      <w:proofErr w:type="gramStart"/>
-      <w:r>
-        <w:rPr>
-          <w:rFonts w:ascii="Consolas" w:eastAsia="Consolas" w:hAnsi="Consolas" w:cs="Consolas"/>
-          <w:sz w:val="18"/>
-          <w:szCs w:val="18"/>
-        </w:rPr>
-        <w:t>0 :</w:t>
-      </w:r>
-      <w:proofErr w:type="gramEnd"/>
-      <w:r>
-        <w:rPr>
-          <w:rFonts w:ascii="Consolas" w:eastAsia="Consolas" w:hAnsi="Consolas" w:cs="Consolas"/>
-          <w:sz w:val="18"/>
-          <w:szCs w:val="18"/>
-        </w:rPr>
-        <w:t xml:space="preserve"> (&gt;&gt;1$valid + 1'b1);</w:t>
+        <w:t xml:space="preserve">         $valid = $reset ? 1'b0 : (&gt;&gt;1$valid + 1'b1);</w:t>
       </w:r>
     </w:p>
     <w:p>
@@ -1228,19 +1168,9 @@
           <w:sz w:val="18"/>
           <w:szCs w:val="18"/>
         </w:rPr>
-        <w:t xml:space="preserve">      </w:t>
-      </w:r>
-      <w:proofErr w:type="gramStart"/>
-      <w:r>
-        <w:rPr>
-          <w:rFonts w:ascii="Consolas" w:eastAsia="Consolas" w:hAnsi="Consolas" w:cs="Consolas"/>
-          <w:sz w:val="18"/>
-          <w:szCs w:val="18"/>
-        </w:rPr>
-        <w:t>?$</w:t>
+        <w:t xml:space="preserve">      ?$</w:t>
       </w:r>
       <w:proofErr w:type="spellStart"/>
-      <w:proofErr w:type="gramEnd"/>
       <w:r>
         <w:rPr>
           <w:rFonts w:ascii="Consolas" w:eastAsia="Consolas" w:hAnsi="Consolas" w:cs="Consolas"/>
@@ -1304,25 +1234,7 @@
           <w:sz w:val="18"/>
           <w:szCs w:val="18"/>
         </w:rPr>
-        <w:t xml:space="preserve">            // </w:t>
-      </w:r>
-      <w:proofErr w:type="gramStart"/>
-      <w:r>
-        <w:rPr>
-          <w:rFonts w:ascii="Consolas" w:eastAsia="Consolas" w:hAnsi="Consolas" w:cs="Consolas"/>
-          <w:sz w:val="18"/>
-          <w:szCs w:val="18"/>
-        </w:rPr>
-        <w:t>so</w:t>
-      </w:r>
-      <w:proofErr w:type="gramEnd"/>
-      <w:r>
-        <w:rPr>
-          <w:rFonts w:ascii="Consolas" w:eastAsia="Consolas" w:hAnsi="Consolas" w:cs="Consolas"/>
-          <w:sz w:val="18"/>
-          <w:szCs w:val="18"/>
-        </w:rPr>
-        <w:t xml:space="preserve"> start the accumulation from zero.</w:t>
+        <w:t xml:space="preserve">            // so start the accumulation from zero.</w:t>
       </w:r>
     </w:p>
     <w:p>
@@ -1336,43 +1248,7 @@
           <w:sz w:val="18"/>
           <w:szCs w:val="18"/>
         </w:rPr>
-        <w:t xml:space="preserve">            $val1[31:0] = &gt;&gt;2$</w:t>
-      </w:r>
-      <w:proofErr w:type="gramStart"/>
-      <w:r>
-        <w:rPr>
-          <w:rFonts w:ascii="Consolas" w:eastAsia="Consolas" w:hAnsi="Consolas" w:cs="Consolas"/>
-          <w:sz w:val="18"/>
-          <w:szCs w:val="18"/>
-        </w:rPr>
-        <w:t>reset ?</w:t>
-      </w:r>
-      <w:proofErr w:type="gramEnd"/>
-      <w:r>
-        <w:rPr>
-          <w:rFonts w:ascii="Consolas" w:eastAsia="Consolas" w:hAnsi="Consolas" w:cs="Consolas"/>
-          <w:sz w:val="18"/>
-          <w:szCs w:val="18"/>
-        </w:rPr>
-        <w:t xml:space="preserve"> 32'b</w:t>
-      </w:r>
-      <w:proofErr w:type="gramStart"/>
-      <w:r>
-        <w:rPr>
-          <w:rFonts w:ascii="Consolas" w:eastAsia="Consolas" w:hAnsi="Consolas" w:cs="Consolas"/>
-          <w:sz w:val="18"/>
-          <w:szCs w:val="18"/>
-        </w:rPr>
-        <w:t>0 :</w:t>
-      </w:r>
-      <w:proofErr w:type="gramEnd"/>
-      <w:r>
-        <w:rPr>
-          <w:rFonts w:ascii="Consolas" w:eastAsia="Consolas" w:hAnsi="Consolas" w:cs="Consolas"/>
-          <w:sz w:val="18"/>
-          <w:szCs w:val="18"/>
-        </w:rPr>
-        <w:t xml:space="preserve"> &gt;&gt;2$out;</w:t>
+        <w:t xml:space="preserve">            $val1[31:0] = &gt;&gt;2$reset ? 32'b0 : &gt;&gt;2$out;</w:t>
       </w:r>
     </w:p>
     <w:p>
@@ -1392,25 +1268,7 @@
           <w:sz w:val="18"/>
           <w:szCs w:val="18"/>
         </w:rPr>
-        <w:t xml:space="preserve">            $val2[31:0] = $rand2[3:0</w:t>
-      </w:r>
-      <w:proofErr w:type="gramStart"/>
-      <w:r>
-        <w:rPr>
-          <w:rFonts w:ascii="Consolas" w:eastAsia="Consolas" w:hAnsi="Consolas" w:cs="Consolas"/>
-          <w:sz w:val="18"/>
-          <w:szCs w:val="18"/>
-        </w:rPr>
-        <w:t xml:space="preserve">];   </w:t>
-      </w:r>
-      <w:proofErr w:type="gramEnd"/>
-      <w:r>
-        <w:rPr>
-          <w:rFonts w:ascii="Consolas" w:eastAsia="Consolas" w:hAnsi="Consolas" w:cs="Consolas"/>
-          <w:sz w:val="18"/>
-          <w:szCs w:val="18"/>
-        </w:rPr>
-        <w:t>// random 4-bit operand</w:t>
+        <w:t xml:space="preserve">            $val2[31:0] = $rand2[3:0];   // random 4-bit operand</w:t>
       </w:r>
     </w:p>
     <w:p>
@@ -1424,43 +1282,7 @@
           <w:sz w:val="18"/>
           <w:szCs w:val="18"/>
         </w:rPr>
-        <w:t xml:space="preserve">            $</w:t>
-      </w:r>
-      <w:proofErr w:type="gramStart"/>
-      <w:r>
-        <w:rPr>
-          <w:rFonts w:ascii="Consolas" w:eastAsia="Consolas" w:hAnsi="Consolas" w:cs="Consolas"/>
-          <w:sz w:val="18"/>
-          <w:szCs w:val="18"/>
-        </w:rPr>
-        <w:t>op[</w:t>
-      </w:r>
-      <w:proofErr w:type="gramEnd"/>
-      <w:r>
-        <w:rPr>
-          <w:rFonts w:ascii="Consolas" w:eastAsia="Consolas" w:hAnsi="Consolas" w:cs="Consolas"/>
-          <w:sz w:val="18"/>
-          <w:szCs w:val="18"/>
-        </w:rPr>
-        <w:t>1:0]    = $rand3[1:0</w:t>
-      </w:r>
-      <w:proofErr w:type="gramStart"/>
-      <w:r>
-        <w:rPr>
-          <w:rFonts w:ascii="Consolas" w:eastAsia="Consolas" w:hAnsi="Consolas" w:cs="Consolas"/>
-          <w:sz w:val="18"/>
-          <w:szCs w:val="18"/>
-        </w:rPr>
-        <w:t xml:space="preserve">];   </w:t>
-      </w:r>
-      <w:proofErr w:type="gramEnd"/>
-      <w:r>
-        <w:rPr>
-          <w:rFonts w:ascii="Consolas" w:eastAsia="Consolas" w:hAnsi="Consolas" w:cs="Consolas"/>
-          <w:sz w:val="18"/>
-          <w:szCs w:val="18"/>
-        </w:rPr>
-        <w:t>// random operation select</w:t>
+        <w:t xml:space="preserve">            $op[1:0]    = $rand3[1:0];   // random operation select</w:t>
       </w:r>
     </w:p>
     <w:p>
@@ -1480,43 +1302,7 @@
           <w:sz w:val="18"/>
           <w:szCs w:val="18"/>
         </w:rPr>
-        <w:t xml:space="preserve">            $</w:t>
-      </w:r>
-      <w:proofErr w:type="gramStart"/>
-      <w:r>
-        <w:rPr>
-          <w:rFonts w:ascii="Consolas" w:eastAsia="Consolas" w:hAnsi="Consolas" w:cs="Consolas"/>
-          <w:sz w:val="18"/>
-          <w:szCs w:val="18"/>
-        </w:rPr>
-        <w:t>sum[</w:t>
-      </w:r>
-      <w:proofErr w:type="gramEnd"/>
-      <w:r>
-        <w:rPr>
-          <w:rFonts w:ascii="Consolas" w:eastAsia="Consolas" w:hAnsi="Consolas" w:cs="Consolas"/>
-          <w:sz w:val="18"/>
-          <w:szCs w:val="18"/>
-        </w:rPr>
-        <w:t>31:0</w:t>
-      </w:r>
-      <w:proofErr w:type="gramStart"/>
-      <w:r>
-        <w:rPr>
-          <w:rFonts w:ascii="Consolas" w:eastAsia="Consolas" w:hAnsi="Consolas" w:cs="Consolas"/>
-          <w:sz w:val="18"/>
-          <w:szCs w:val="18"/>
-        </w:rPr>
-        <w:t>]  =</w:t>
-      </w:r>
-      <w:proofErr w:type="gramEnd"/>
-      <w:r>
-        <w:rPr>
-          <w:rFonts w:ascii="Consolas" w:eastAsia="Consolas" w:hAnsi="Consolas" w:cs="Consolas"/>
-          <w:sz w:val="18"/>
-          <w:szCs w:val="18"/>
-        </w:rPr>
-        <w:t xml:space="preserve"> $val1 + $val2;</w:t>
+        <w:t xml:space="preserve">            $sum[31:0]  = $val1 + $val2;</w:t>
       </w:r>
     </w:p>
     <w:p>
@@ -1530,25 +1316,7 @@
           <w:sz w:val="18"/>
           <w:szCs w:val="18"/>
         </w:rPr>
-        <w:t xml:space="preserve">            $</w:t>
-      </w:r>
-      <w:proofErr w:type="gramStart"/>
-      <w:r>
-        <w:rPr>
-          <w:rFonts w:ascii="Consolas" w:eastAsia="Consolas" w:hAnsi="Consolas" w:cs="Consolas"/>
-          <w:sz w:val="18"/>
-          <w:szCs w:val="18"/>
-        </w:rPr>
-        <w:t>diff[</w:t>
-      </w:r>
-      <w:proofErr w:type="gramEnd"/>
-      <w:r>
-        <w:rPr>
-          <w:rFonts w:ascii="Consolas" w:eastAsia="Consolas" w:hAnsi="Consolas" w:cs="Consolas"/>
-          <w:sz w:val="18"/>
-          <w:szCs w:val="18"/>
-        </w:rPr>
-        <w:t>31:0] = $val1 - $val2;</w:t>
+        <w:t xml:space="preserve">            $diff[31:0] = $val1 - $val2;</w:t>
       </w:r>
     </w:p>
     <w:p>
@@ -1562,25 +1330,7 @@
           <w:sz w:val="18"/>
           <w:szCs w:val="18"/>
         </w:rPr>
-        <w:t xml:space="preserve">            $</w:t>
-      </w:r>
-      <w:proofErr w:type="gramStart"/>
-      <w:r>
-        <w:rPr>
-          <w:rFonts w:ascii="Consolas" w:eastAsia="Consolas" w:hAnsi="Consolas" w:cs="Consolas"/>
-          <w:sz w:val="18"/>
-          <w:szCs w:val="18"/>
-        </w:rPr>
-        <w:t>prod[</w:t>
-      </w:r>
-      <w:proofErr w:type="gramEnd"/>
-      <w:r>
-        <w:rPr>
-          <w:rFonts w:ascii="Consolas" w:eastAsia="Consolas" w:hAnsi="Consolas" w:cs="Consolas"/>
-          <w:sz w:val="18"/>
-          <w:szCs w:val="18"/>
-        </w:rPr>
-        <w:t>31:0] = $val1 * $val2;</w:t>
+        <w:t xml:space="preserve">            $prod[31:0] = $val1 * $val2;</w:t>
       </w:r>
     </w:p>
     <w:p>
@@ -1631,7 +1381,6 @@
         <w:t xml:space="preserve">            $</w:t>
       </w:r>
       <w:proofErr w:type="spellStart"/>
-      <w:proofErr w:type="gramStart"/>
       <w:r>
         <w:rPr>
           <w:rFonts w:ascii="Consolas" w:eastAsia="Consolas" w:hAnsi="Consolas" w:cs="Consolas"/>
@@ -1647,52 +1396,7 @@
           <w:sz w:val="18"/>
           <w:szCs w:val="18"/>
         </w:rPr>
-        <w:t>[</w:t>
-      </w:r>
-      <w:proofErr w:type="gramEnd"/>
-      <w:r>
-        <w:rPr>
-          <w:rFonts w:ascii="Consolas" w:eastAsia="Consolas" w:hAnsi="Consolas" w:cs="Consolas"/>
-          <w:sz w:val="18"/>
-          <w:szCs w:val="18"/>
-        </w:rPr>
-        <w:t>31:0] = ($val2 == 32'b0</w:t>
-      </w:r>
-      <w:proofErr w:type="gramStart"/>
-      <w:r>
-        <w:rPr>
-          <w:rFonts w:ascii="Consolas" w:eastAsia="Consolas" w:hAnsi="Consolas" w:cs="Consolas"/>
-          <w:sz w:val="18"/>
-          <w:szCs w:val="18"/>
-        </w:rPr>
-        <w:t>) ?</w:t>
-      </w:r>
-      <w:proofErr w:type="gramEnd"/>
-      <w:r>
-        <w:rPr>
-          <w:rFonts w:ascii="Consolas" w:eastAsia="Consolas" w:hAnsi="Consolas" w:cs="Consolas"/>
-          <w:sz w:val="18"/>
-          <w:szCs w:val="18"/>
-        </w:rPr>
-        <w:t xml:space="preserve"> 32'b</w:t>
-      </w:r>
-      <w:proofErr w:type="gramStart"/>
-      <w:r>
-        <w:rPr>
-          <w:rFonts w:ascii="Consolas" w:eastAsia="Consolas" w:hAnsi="Consolas" w:cs="Consolas"/>
-          <w:sz w:val="18"/>
-          <w:szCs w:val="18"/>
-        </w:rPr>
-        <w:t>0 :</w:t>
-      </w:r>
-      <w:proofErr w:type="gramEnd"/>
-      <w:r>
-        <w:rPr>
-          <w:rFonts w:ascii="Consolas" w:eastAsia="Consolas" w:hAnsi="Consolas" w:cs="Consolas"/>
-          <w:sz w:val="18"/>
-          <w:szCs w:val="18"/>
-        </w:rPr>
-        <w:t xml:space="preserve"> ($val1 / $val2);</w:t>
+        <w:t>[31:0] = ($val2 == 32'b0) ? 32'b0 : ($val1 / $val2);</w:t>
       </w:r>
     </w:p>
     <w:p>
@@ -1735,100 +1439,9 @@
           <w:sz w:val="18"/>
           <w:szCs w:val="18"/>
         </w:rPr>
-        <w:t xml:space="preserve">            $</w:t>
-      </w:r>
-      <w:proofErr w:type="gramStart"/>
-      <w:r>
-        <w:rPr>
-          <w:rFonts w:ascii="Consolas" w:eastAsia="Consolas" w:hAnsi="Consolas" w:cs="Consolas"/>
-          <w:sz w:val="18"/>
-          <w:szCs w:val="18"/>
-        </w:rPr>
-        <w:t>out[</w:t>
-      </w:r>
-      <w:proofErr w:type="gramEnd"/>
-      <w:r>
-        <w:rPr>
-          <w:rFonts w:ascii="Consolas" w:eastAsia="Consolas" w:hAnsi="Consolas" w:cs="Consolas"/>
-          <w:sz w:val="18"/>
-          <w:szCs w:val="18"/>
-        </w:rPr>
-        <w:t>31:0] = $</w:t>
-      </w:r>
-      <w:proofErr w:type="gramStart"/>
-      <w:r>
-        <w:rPr>
-          <w:rFonts w:ascii="Consolas" w:eastAsia="Consolas" w:hAnsi="Consolas" w:cs="Consolas"/>
-          <w:sz w:val="18"/>
-          <w:szCs w:val="18"/>
-        </w:rPr>
-        <w:t>op[</w:t>
-      </w:r>
-      <w:proofErr w:type="gramEnd"/>
-      <w:r>
-        <w:rPr>
-          <w:rFonts w:ascii="Consolas" w:eastAsia="Consolas" w:hAnsi="Consolas" w:cs="Consolas"/>
-          <w:sz w:val="18"/>
-          <w:szCs w:val="18"/>
-        </w:rPr>
-        <w:t>1</w:t>
-      </w:r>
-      <w:proofErr w:type="gramStart"/>
-      <w:r>
-        <w:rPr>
-          <w:rFonts w:ascii="Consolas" w:eastAsia="Consolas" w:hAnsi="Consolas" w:cs="Consolas"/>
-          <w:sz w:val="18"/>
-          <w:szCs w:val="18"/>
-        </w:rPr>
-        <w:t>] ?</w:t>
-      </w:r>
-      <w:proofErr w:type="gramEnd"/>
-      <w:r>
-        <w:rPr>
-          <w:rFonts w:ascii="Consolas" w:eastAsia="Consolas" w:hAnsi="Consolas" w:cs="Consolas"/>
-          <w:sz w:val="18"/>
-          <w:szCs w:val="18"/>
-        </w:rPr>
-        <w:t xml:space="preserve"> ($</w:t>
-      </w:r>
-      <w:proofErr w:type="gramStart"/>
-      <w:r>
-        <w:rPr>
-          <w:rFonts w:ascii="Consolas" w:eastAsia="Consolas" w:hAnsi="Consolas" w:cs="Consolas"/>
-          <w:sz w:val="18"/>
-          <w:szCs w:val="18"/>
-        </w:rPr>
-        <w:t>op[</w:t>
-      </w:r>
-      <w:proofErr w:type="gramEnd"/>
-      <w:r>
-        <w:rPr>
-          <w:rFonts w:ascii="Consolas" w:eastAsia="Consolas" w:hAnsi="Consolas" w:cs="Consolas"/>
-          <w:sz w:val="18"/>
-          <w:szCs w:val="18"/>
-        </w:rPr>
-        <w:t>0</w:t>
-      </w:r>
-      <w:proofErr w:type="gramStart"/>
-      <w:r>
-        <w:rPr>
-          <w:rFonts w:ascii="Consolas" w:eastAsia="Consolas" w:hAnsi="Consolas" w:cs="Consolas"/>
-          <w:sz w:val="18"/>
-          <w:szCs w:val="18"/>
-        </w:rPr>
-        <w:t>] ?</w:t>
-      </w:r>
-      <w:proofErr w:type="gramEnd"/>
-      <w:r>
-        <w:rPr>
-          <w:rFonts w:ascii="Consolas" w:eastAsia="Consolas" w:hAnsi="Consolas" w:cs="Consolas"/>
-          <w:sz w:val="18"/>
-          <w:szCs w:val="18"/>
-        </w:rPr>
-        <w:t xml:space="preserve"> $</w:t>
+        <w:t xml:space="preserve">            $out[31:0] = $op[1] ? ($op[0] ? $</w:t>
       </w:r>
       <w:proofErr w:type="spellStart"/>
-      <w:proofErr w:type="gramStart"/>
       <w:r>
         <w:rPr>
           <w:rFonts w:ascii="Consolas" w:eastAsia="Consolas" w:hAnsi="Consolas" w:cs="Consolas"/>
@@ -1844,16 +1457,7 @@
           <w:sz w:val="18"/>
           <w:szCs w:val="18"/>
         </w:rPr>
-        <w:t xml:space="preserve"> :</w:t>
-      </w:r>
-      <w:proofErr w:type="gramEnd"/>
-      <w:r>
-        <w:rPr>
-          <w:rFonts w:ascii="Consolas" w:eastAsia="Consolas" w:hAnsi="Consolas" w:cs="Consolas"/>
-          <w:sz w:val="18"/>
-          <w:szCs w:val="18"/>
-        </w:rPr>
-        <w:t xml:space="preserve"> $prod)</w:t>
+        <w:t xml:space="preserve"> : $prod)</w:t>
       </w:r>
     </w:p>
     <w:p>
@@ -1867,61 +1471,7 @@
           <w:sz w:val="18"/>
           <w:szCs w:val="18"/>
         </w:rPr>
-        <w:t xml:space="preserve">                                : ($</w:t>
-      </w:r>
-      <w:proofErr w:type="gramStart"/>
-      <w:r>
-        <w:rPr>
-          <w:rFonts w:ascii="Consolas" w:eastAsia="Consolas" w:hAnsi="Consolas" w:cs="Consolas"/>
-          <w:sz w:val="18"/>
-          <w:szCs w:val="18"/>
-        </w:rPr>
-        <w:t>op[</w:t>
-      </w:r>
-      <w:proofErr w:type="gramEnd"/>
-      <w:r>
-        <w:rPr>
-          <w:rFonts w:ascii="Consolas" w:eastAsia="Consolas" w:hAnsi="Consolas" w:cs="Consolas"/>
-          <w:sz w:val="18"/>
-          <w:szCs w:val="18"/>
-        </w:rPr>
-        <w:t>0</w:t>
-      </w:r>
-      <w:proofErr w:type="gramStart"/>
-      <w:r>
-        <w:rPr>
-          <w:rFonts w:ascii="Consolas" w:eastAsia="Consolas" w:hAnsi="Consolas" w:cs="Consolas"/>
-          <w:sz w:val="18"/>
-          <w:szCs w:val="18"/>
-        </w:rPr>
-        <w:t>] ?</w:t>
-      </w:r>
-      <w:proofErr w:type="gramEnd"/>
-      <w:r>
-        <w:rPr>
-          <w:rFonts w:ascii="Consolas" w:eastAsia="Consolas" w:hAnsi="Consolas" w:cs="Consolas"/>
-          <w:sz w:val="18"/>
-          <w:szCs w:val="18"/>
-        </w:rPr>
-        <w:t xml:space="preserve"> $</w:t>
-      </w:r>
-      <w:proofErr w:type="gramStart"/>
-      <w:r>
-        <w:rPr>
-          <w:rFonts w:ascii="Consolas" w:eastAsia="Consolas" w:hAnsi="Consolas" w:cs="Consolas"/>
-          <w:sz w:val="18"/>
-          <w:szCs w:val="18"/>
-        </w:rPr>
-        <w:t>diff :</w:t>
-      </w:r>
-      <w:proofErr w:type="gramEnd"/>
-      <w:r>
-        <w:rPr>
-          <w:rFonts w:ascii="Consolas" w:eastAsia="Consolas" w:hAnsi="Consolas" w:cs="Consolas"/>
-          <w:sz w:val="18"/>
-          <w:szCs w:val="18"/>
-        </w:rPr>
-        <w:t xml:space="preserve"> $sum);</w:t>
+        <w:t xml:space="preserve">                                : ($op[0] ? $diff : $sum);</w:t>
       </w:r>
     </w:p>
     <w:p>
@@ -2089,44 +1639,101 @@
       <w:pPr>
         <w:spacing w:after="120"/>
       </w:pPr>
-      <w:proofErr w:type="gramStart"/>
       <w:r>
         <w:rPr>
           <w:b/>
           <w:bCs/>
         </w:rPr>
-        <w:t>The when</w:t>
-      </w:r>
-      <w:proofErr w:type="gramEnd"/>
+        <w:t xml:space="preserve">The when scope. </w:t>
+      </w:r>
+      <w:r>
+        <w:rPr>
+          <w:rFonts w:ascii="Consolas" w:eastAsia="Consolas" w:hAnsi="Consolas" w:cs="Consolas"/>
+          <w:sz w:val="20"/>
+          <w:szCs w:val="20"/>
+        </w:rPr>
+        <w:t>?$</w:t>
+      </w:r>
+      <w:proofErr w:type="spellStart"/>
+      <w:r>
+        <w:rPr>
+          <w:rFonts w:ascii="Consolas" w:eastAsia="Consolas" w:hAnsi="Consolas" w:cs="Consolas"/>
+          <w:sz w:val="20"/>
+          <w:szCs w:val="20"/>
+        </w:rPr>
+        <w:t>valid_or_reset</w:t>
+      </w:r>
+      <w:proofErr w:type="spellEnd"/>
+      <w:r>
+        <w:t xml:space="preserve"> opens a "when" scope. Every signal assigned inside it exists only on cycles where the condition is true. Its stages are written inside the scope (</w:t>
+      </w:r>
+      <w:r>
+        <w:rPr>
+          <w:rFonts w:ascii="Consolas" w:eastAsia="Consolas" w:hAnsi="Consolas" w:cs="Consolas"/>
+          <w:sz w:val="20"/>
+          <w:szCs w:val="20"/>
+        </w:rPr>
+        <w:t>@1</w:t>
+      </w:r>
+      <w:r>
+        <w:t xml:space="preserve"> and </w:t>
+      </w:r>
+      <w:r>
+        <w:rPr>
+          <w:rFonts w:ascii="Consolas" w:eastAsia="Consolas" w:hAnsi="Consolas" w:cs="Consolas"/>
+          <w:sz w:val="20"/>
+          <w:szCs w:val="20"/>
+        </w:rPr>
+        <w:t>@2</w:t>
+      </w:r>
+      <w:r>
+        <w:t>), so the pipeline structure is unchanged: operands and the four ALU results in @1, the result mux in @2.</w:t>
+      </w:r>
+    </w:p>
+    <w:p>
+      <w:pPr>
+        <w:spacing w:after="120"/>
+      </w:pPr>
       <w:r>
         <w:rPr>
           <w:b/>
           <w:bCs/>
         </w:rPr>
-        <w:t xml:space="preserve"> scope. </w:t>
-      </w:r>
-      <w:proofErr w:type="gramStart"/>
+        <w:t xml:space="preserve">Result selection. </w:t>
+      </w:r>
       <w:r>
         <w:rPr>
           <w:rFonts w:ascii="Consolas" w:eastAsia="Consolas" w:hAnsi="Consolas" w:cs="Consolas"/>
           <w:sz w:val="20"/>
           <w:szCs w:val="20"/>
         </w:rPr>
-        <w:t>?$</w:t>
-      </w:r>
-      <w:proofErr w:type="spellStart"/>
-      <w:proofErr w:type="gramEnd"/>
+        <w:t>$out</w:t>
+      </w:r>
+      <w:r>
+        <w:t xml:space="preserve"> is now just the 4:1 mux on </w:t>
+      </w:r>
       <w:r>
         <w:rPr>
           <w:rFonts w:ascii="Consolas" w:eastAsia="Consolas" w:hAnsi="Consolas" w:cs="Consolas"/>
           <w:sz w:val="20"/>
           <w:szCs w:val="20"/>
         </w:rPr>
-        <w:t>valid_or_reset</w:t>
-      </w:r>
-      <w:proofErr w:type="spellEnd"/>
-      <w:r>
-        <w:t xml:space="preserve"> opens a "when" scope. Every signal assigned inside it exists only on cycles where the condition is true. Its stages are written inside the scope (</w:t>
+        <w:t>$op</w:t>
+      </w:r>
+      <w:r>
+        <w:t>: 00 sum, 01 difference, 10 product, 11 quotient. There is no reset or valid term in it.</w:t>
+      </w:r>
+    </w:p>
+    <w:p>
+      <w:pPr>
+        <w:spacing w:after="120"/>
+      </w:pPr>
+      <w:r>
+        <w:rPr>
+          <w:b/>
+          <w:bCs/>
+        </w:rPr>
+        <w:t xml:space="preserve">Feedback. </w:t>
       </w:r>
       <w:r>
         <w:rPr>
@@ -2134,10 +1741,10 @@
           <w:sz w:val="20"/>
           <w:szCs w:val="20"/>
         </w:rPr>
-        <w:t>@1</w:t>
-      </w:r>
-      <w:r>
-        <w:t xml:space="preserve"> and </w:t>
+        <w:t>$val1</w:t>
+      </w:r>
+      <w:r>
+        <w:t xml:space="preserve"> takes the previous real result from two cycles back (</w:t>
       </w:r>
       <w:r>
         <w:rPr>
@@ -2145,86 +1752,10 @@
           <w:sz w:val="20"/>
           <w:szCs w:val="20"/>
         </w:rPr>
-        <w:t>@2</w:t>
-      </w:r>
-      <w:r>
-        <w:t>), so the pipeline structure is unchanged: operands and the four ALU results in @1, the result mux in @2.</w:t>
-      </w:r>
-    </w:p>
-    <w:p>
-      <w:pPr>
-        <w:spacing w:after="120"/>
-      </w:pPr>
-      <w:r>
-        <w:rPr>
-          <w:b/>
-          <w:bCs/>
-        </w:rPr>
-        <w:t xml:space="preserve">Result selection. </w:t>
-      </w:r>
-      <w:r>
-        <w:rPr>
-          <w:rFonts w:ascii="Consolas" w:eastAsia="Consolas" w:hAnsi="Consolas" w:cs="Consolas"/>
-          <w:sz w:val="20"/>
-          <w:szCs w:val="20"/>
-        </w:rPr>
-        <w:t>$out</w:t>
-      </w:r>
-      <w:r>
-        <w:t xml:space="preserve"> is now just the 4:1 mux on </w:t>
-      </w:r>
-      <w:r>
-        <w:rPr>
-          <w:rFonts w:ascii="Consolas" w:eastAsia="Consolas" w:hAnsi="Consolas" w:cs="Consolas"/>
-          <w:sz w:val="20"/>
-          <w:szCs w:val="20"/>
-        </w:rPr>
-        <w:t>$op</w:t>
-      </w:r>
-      <w:r>
-        <w:t>: 00 sum, 01 difference, 10 product, 11 quotient. There is no reset or valid term in it.</w:t>
-      </w:r>
-    </w:p>
-    <w:p>
-      <w:pPr>
-        <w:spacing w:after="120"/>
-      </w:pPr>
-      <w:r>
-        <w:rPr>
-          <w:b/>
-          <w:bCs/>
-        </w:rPr>
-        <w:t xml:space="preserve">Feedback. </w:t>
-      </w:r>
-      <w:r>
-        <w:rPr>
-          <w:rFonts w:ascii="Consolas" w:eastAsia="Consolas" w:hAnsi="Consolas" w:cs="Consolas"/>
-          <w:sz w:val="20"/>
-          <w:szCs w:val="20"/>
-        </w:rPr>
-        <w:t>$val1</w:t>
-      </w:r>
-      <w:r>
-        <w:t xml:space="preserve"> takes the previous real result from two cycles back (</w:t>
-      </w:r>
-      <w:r>
-        <w:rPr>
-          <w:rFonts w:ascii="Consolas" w:eastAsia="Consolas" w:hAnsi="Consolas" w:cs="Consolas"/>
-          <w:sz w:val="20"/>
-          <w:szCs w:val="20"/>
-        </w:rPr>
         <w:t>&gt;&gt;2$out</w:t>
       </w:r>
       <w:r>
-        <w:t xml:space="preserve">). Since valid cycles alternate, two cycles back is the previous cycle on which $out was </w:t>
-      </w:r>
-      <w:proofErr w:type="gramStart"/>
-      <w:r>
-        <w:t>actually computed</w:t>
-      </w:r>
-      <w:proofErr w:type="gramEnd"/>
-      <w:r>
-        <w:t>, so a reference to it always lands on a valid value.</w:t>
+        <w:t>). Since valid cycles alternate, two cycles back is the previous cycle on which $out was actually computed, so a reference to it always lands on a valid value.</w:t>
       </w:r>
     </w:p>
     <w:p>
@@ -2282,43 +1813,7 @@
           <w:sz w:val="20"/>
           <w:szCs w:val="20"/>
         </w:rPr>
-        <w:t>$val1 = &gt;&gt;2$</w:t>
-      </w:r>
-      <w:proofErr w:type="gramStart"/>
-      <w:r>
-        <w:rPr>
-          <w:rFonts w:ascii="Consolas" w:eastAsia="Consolas" w:hAnsi="Consolas" w:cs="Consolas"/>
-          <w:sz w:val="20"/>
-          <w:szCs w:val="20"/>
-        </w:rPr>
-        <w:t>reset ?</w:t>
-      </w:r>
-      <w:proofErr w:type="gramEnd"/>
-      <w:r>
-        <w:rPr>
-          <w:rFonts w:ascii="Consolas" w:eastAsia="Consolas" w:hAnsi="Consolas" w:cs="Consolas"/>
-          <w:sz w:val="20"/>
-          <w:szCs w:val="20"/>
-        </w:rPr>
-        <w:t xml:space="preserve"> 32'b</w:t>
-      </w:r>
-      <w:proofErr w:type="gramStart"/>
-      <w:r>
-        <w:rPr>
-          <w:rFonts w:ascii="Consolas" w:eastAsia="Consolas" w:hAnsi="Consolas" w:cs="Consolas"/>
-          <w:sz w:val="20"/>
-          <w:szCs w:val="20"/>
-        </w:rPr>
-        <w:t>0 :</w:t>
-      </w:r>
-      <w:proofErr w:type="gramEnd"/>
-      <w:r>
-        <w:rPr>
-          <w:rFonts w:ascii="Consolas" w:eastAsia="Consolas" w:hAnsi="Consolas" w:cs="Consolas"/>
-          <w:sz w:val="20"/>
-          <w:szCs w:val="20"/>
-        </w:rPr>
-        <w:t xml:space="preserve"> &gt;&gt;2$out</w:t>
+        <w:t>$val1 = &gt;&gt;2$reset ? 32'b0 : &gt;&gt;2$out</w:t>
       </w:r>
       <w:r>
         <w:t xml:space="preserve"> starts the accumulation from zero instead. This assumes reset lasts at least two cycles, which the </w:t>
@@ -2375,43 +1870,7 @@
           <w:sz w:val="20"/>
           <w:szCs w:val="20"/>
         </w:rPr>
-        <w:t xml:space="preserve"> = ($val2 == 32'b0</w:t>
-      </w:r>
-      <w:proofErr w:type="gramStart"/>
-      <w:r>
-        <w:rPr>
-          <w:rFonts w:ascii="Consolas" w:eastAsia="Consolas" w:hAnsi="Consolas" w:cs="Consolas"/>
-          <w:sz w:val="20"/>
-          <w:szCs w:val="20"/>
-        </w:rPr>
-        <w:t>) ?</w:t>
-      </w:r>
-      <w:proofErr w:type="gramEnd"/>
-      <w:r>
-        <w:rPr>
-          <w:rFonts w:ascii="Consolas" w:eastAsia="Consolas" w:hAnsi="Consolas" w:cs="Consolas"/>
-          <w:sz w:val="20"/>
-          <w:szCs w:val="20"/>
-        </w:rPr>
-        <w:t xml:space="preserve"> 32'b</w:t>
-      </w:r>
-      <w:proofErr w:type="gramStart"/>
-      <w:r>
-        <w:rPr>
-          <w:rFonts w:ascii="Consolas" w:eastAsia="Consolas" w:hAnsi="Consolas" w:cs="Consolas"/>
-          <w:sz w:val="20"/>
-          <w:szCs w:val="20"/>
-        </w:rPr>
-        <w:t>0 :</w:t>
-      </w:r>
-      <w:proofErr w:type="gramEnd"/>
-      <w:r>
-        <w:rPr>
-          <w:rFonts w:ascii="Consolas" w:eastAsia="Consolas" w:hAnsi="Consolas" w:cs="Consolas"/>
-          <w:sz w:val="20"/>
-          <w:szCs w:val="20"/>
-        </w:rPr>
-        <w:t xml:space="preserve"> ($val1 / $val2)</w:t>
+        <w:t xml:space="preserve"> = ($val2 == 32'b0) ? 32'b0 : ($val1 / $val2)</w:t>
       </w:r>
       <w:r>
         <w:t xml:space="preserve"> defines the result as 0 rather than feeding the divider a zero divisor.</w:t>
@@ -4468,7 +3927,7 @@
       </w:r>
     </w:p>
     <w:sectPr>
-      <w:footerReference w:type="default" r:id="rId11"/>
+      <w:footerReference w:type="default" r:id="rId12"/>
       <w:pgSz w:w="11906" w:h="16838"/>
       <w:pgMar w:top="1440" w:right="1440" w:bottom="1440" w:left="1440" w:header="708" w:footer="708" w:gutter="0"/>
       <w:cols w:space="720"/>
@@ -5339,6 +4798,18 @@
       <w:szCs w:val="20"/>
     </w:rPr>
   </w:style>
+  <w:style w:type="character" w:styleId="UnresolvedMention">
+    <w:name w:val="Unresolved Mention"/>
+    <w:basedOn w:val="DefaultParagraphFont"/>
+    <w:uiPriority w:val="99"/>
+    <w:semiHidden/>
+    <w:unhideWhenUsed/>
+    <w:rsid w:val="006A74CF"/>
+    <w:rPr>
+      <w:color w:val="605E5C"/>
+      <w:shd w:val="clear" w:color="auto" w:fill="E1DFDD"/>
+    </w:rPr>
+  </w:style>
 </w:styles>
 </file>
 
